--- a/3_Feature Logic Explanation/Feature Logic Explanation.docx
+++ b/3_Feature Logic Explanation/Feature Logic Explanation.docx
@@ -5,6 +5,7 @@
     <w:p>
       <w:pPr>
         <w:spacing w:before="100" w:beforeAutospacing="1" w:after="120" w:line="240" w:lineRule="auto"/>
+        <w:jc w:val="both"/>
         <w:outlineLvl w:val="0"/>
         <w:rPr>
           <w:rFonts w:ascii="Times New Roman" w:eastAsia="Times New Roman" w:hAnsi="Times New Roman" w:cs="Times New Roman"/>
@@ -34,6 +35,7 @@
     <w:p>
       <w:pPr>
         <w:spacing w:before="100" w:beforeAutospacing="1" w:after="0" w:line="240" w:lineRule="auto"/>
+        <w:jc w:val="both"/>
         <w:rPr>
           <w:rFonts w:ascii="Times New Roman" w:eastAsia="Times New Roman" w:hAnsi="Times New Roman" w:cs="Times New Roman"/>
           <w:color w:val="1F1F1F"/>
@@ -61,6 +63,7 @@
     <w:p>
       <w:pPr>
         <w:spacing w:before="100" w:beforeAutospacing="1" w:after="0" w:line="240" w:lineRule="auto"/>
+        <w:jc w:val="both"/>
         <w:rPr>
           <w:rFonts w:ascii="Times New Roman" w:eastAsia="Times New Roman" w:hAnsi="Times New Roman" w:cs="Times New Roman"/>
           <w:color w:val="1F1F1F"/>
@@ -112,6 +115,7 @@
     <w:p>
       <w:pPr>
         <w:spacing w:before="100" w:beforeAutospacing="1" w:after="0" w:line="240" w:lineRule="auto"/>
+        <w:jc w:val="both"/>
         <w:rPr>
           <w:rFonts w:ascii="Times New Roman" w:eastAsia="Times New Roman" w:hAnsi="Times New Roman" w:cs="Times New Roman"/>
           <w:color w:val="1F1F1F"/>
@@ -245,6 +249,7 @@
     <w:p>
       <w:pPr>
         <w:spacing w:before="100" w:beforeAutospacing="1" w:after="120" w:line="240" w:lineRule="auto"/>
+        <w:jc w:val="both"/>
         <w:outlineLvl w:val="1"/>
         <w:rPr>
           <w:rFonts w:ascii="Times New Roman" w:eastAsia="Times New Roman" w:hAnsi="Times New Roman" w:cs="Times New Roman"/>
@@ -274,6 +279,7 @@
     <w:p>
       <w:pPr>
         <w:spacing w:before="100" w:beforeAutospacing="1" w:after="240" w:line="240" w:lineRule="auto"/>
+        <w:jc w:val="both"/>
         <w:rPr>
           <w:rFonts w:ascii="Times New Roman" w:eastAsia="Times New Roman" w:hAnsi="Times New Roman" w:cs="Times New Roman"/>
           <w:color w:val="1F1F1F"/>
@@ -298,6 +304,7 @@
     <w:p>
       <w:pPr>
         <w:spacing w:before="100" w:beforeAutospacing="1" w:after="120" w:line="240" w:lineRule="auto"/>
+        <w:jc w:val="both"/>
         <w:outlineLvl w:val="1"/>
         <w:rPr>
           <w:rFonts w:ascii="Times New Roman" w:eastAsia="Times New Roman" w:hAnsi="Times New Roman" w:cs="Times New Roman"/>
@@ -327,6 +334,7 @@
     <w:p>
       <w:pPr>
         <w:spacing w:before="100" w:beforeAutospacing="1" w:after="240" w:line="240" w:lineRule="auto"/>
+        <w:jc w:val="both"/>
         <w:rPr>
           <w:rFonts w:ascii="Times New Roman" w:eastAsia="Times New Roman" w:hAnsi="Times New Roman" w:cs="Times New Roman"/>
           <w:color w:val="1F1F1F"/>
@@ -351,6 +359,7 @@
     <w:p>
       <w:pPr>
         <w:spacing w:before="100" w:beforeAutospacing="1" w:after="120" w:line="240" w:lineRule="auto"/>
+        <w:jc w:val="both"/>
         <w:outlineLvl w:val="2"/>
         <w:rPr>
           <w:rFonts w:ascii="Times New Roman" w:eastAsia="Times New Roman" w:hAnsi="Times New Roman" w:cs="Times New Roman"/>
@@ -380,6 +389,7 @@
     <w:p>
       <w:pPr>
         <w:spacing w:before="100" w:beforeAutospacing="1" w:after="240" w:line="240" w:lineRule="auto"/>
+        <w:jc w:val="both"/>
         <w:rPr>
           <w:rFonts w:ascii="Times New Roman" w:eastAsia="Times New Roman" w:hAnsi="Times New Roman" w:cs="Times New Roman"/>
           <w:color w:val="1F1F1F"/>
@@ -404,6 +414,7 @@
     <w:p>
       <w:pPr>
         <w:spacing w:after="0" w:line="240" w:lineRule="auto"/>
+        <w:jc w:val="both"/>
         <w:rPr>
           <w:rFonts w:ascii="Times New Roman" w:eastAsia="Times New Roman" w:hAnsi="Times New Roman" w:cs="Times New Roman"/>
           <w:color w:val="1F1F1F"/>
@@ -580,6 +591,7 @@
           <w:numId w:val="1"/>
         </w:numPr>
         <w:spacing w:before="100" w:beforeAutospacing="1" w:after="0" w:line="240" w:lineRule="auto"/>
+        <w:jc w:val="both"/>
         <w:rPr>
           <w:rFonts w:ascii="Times New Roman" w:eastAsia="Times New Roman" w:hAnsi="Times New Roman" w:cs="Times New Roman"/>
           <w:color w:val="1F1F1F"/>
@@ -674,6 +686,7 @@
           <w:numId w:val="1"/>
         </w:numPr>
         <w:spacing w:before="100" w:beforeAutospacing="1" w:after="0" w:line="240" w:lineRule="auto"/>
+        <w:jc w:val="both"/>
         <w:rPr>
           <w:rFonts w:ascii="Times New Roman" w:eastAsia="Times New Roman" w:hAnsi="Times New Roman" w:cs="Times New Roman"/>
           <w:color w:val="1F1F1F"/>
@@ -768,6 +781,7 @@
           <w:numId w:val="1"/>
         </w:numPr>
         <w:spacing w:before="100" w:beforeAutospacing="1" w:after="0" w:line="240" w:lineRule="auto"/>
+        <w:jc w:val="both"/>
         <w:rPr>
           <w:rFonts w:ascii="Times New Roman" w:eastAsia="Times New Roman" w:hAnsi="Times New Roman" w:cs="Times New Roman"/>
           <w:color w:val="1F1F1F"/>
@@ -858,6 +872,7 @@
     <w:p>
       <w:pPr>
         <w:spacing w:before="100" w:beforeAutospacing="1" w:after="120" w:line="240" w:lineRule="auto"/>
+        <w:jc w:val="both"/>
         <w:outlineLvl w:val="2"/>
         <w:rPr>
           <w:rFonts w:ascii="Times New Roman" w:eastAsia="Times New Roman" w:hAnsi="Times New Roman" w:cs="Times New Roman"/>
@@ -887,6 +902,7 @@
     <w:p>
       <w:pPr>
         <w:spacing w:before="100" w:beforeAutospacing="1" w:after="0" w:line="240" w:lineRule="auto"/>
+        <w:jc w:val="both"/>
         <w:rPr>
           <w:rFonts w:ascii="Times New Roman" w:eastAsia="Times New Roman" w:hAnsi="Times New Roman" w:cs="Times New Roman"/>
           <w:color w:val="1F1F1F"/>
@@ -1010,6 +1026,7 @@
           <w:numId w:val="2"/>
         </w:numPr>
         <w:spacing w:before="100" w:beforeAutospacing="1" w:after="0" w:line="240" w:lineRule="auto"/>
+        <w:jc w:val="both"/>
         <w:rPr>
           <w:rFonts w:ascii="Times New Roman" w:eastAsia="Times New Roman" w:hAnsi="Times New Roman" w:cs="Times New Roman"/>
           <w:color w:val="1F1F1F"/>
@@ -1031,7 +1048,6 @@
           <w:bdr w:val="none" w:sz="0" w:space="0" w:color="auto" w:frame="1"/>
           <w14:ligatures w14:val="none"/>
         </w:rPr>
-        <w:lastRenderedPageBreak/>
         <w:t>Warning Threshold (</w:t>
       </w:r>
       <m:oMath>
@@ -1107,6 +1123,7 @@
       <w:pPr>
         <w:spacing w:beforeAutospacing="1" w:after="0" w:line="240" w:lineRule="auto"/>
         <w:ind w:left="720"/>
+        <w:jc w:val="both"/>
         <w:rPr>
           <w:rFonts w:ascii="Times New Roman" w:eastAsia="Times New Roman" w:hAnsi="Times New Roman" w:cs="Times New Roman"/>
           <w:color w:val="1F1F1F"/>
@@ -1407,6 +1424,7 @@
       <w:pPr>
         <w:spacing w:before="100" w:beforeAutospacing="1" w:after="0" w:line="240" w:lineRule="auto"/>
         <w:ind w:left="720"/>
+        <w:jc w:val="both"/>
         <w:rPr>
           <w:rFonts w:ascii="Times New Roman" w:eastAsia="Times New Roman" w:hAnsi="Times New Roman" w:cs="Times New Roman"/>
           <w:color w:val="1F1F1F"/>
@@ -1474,6 +1492,7 @@
           <w:numId w:val="2"/>
         </w:numPr>
         <w:spacing w:before="100" w:beforeAutospacing="1" w:after="0" w:line="240" w:lineRule="auto"/>
+        <w:jc w:val="both"/>
         <w:rPr>
           <w:rFonts w:ascii="Times New Roman" w:eastAsia="Times New Roman" w:hAnsi="Times New Roman" w:cs="Times New Roman"/>
           <w:color w:val="1F1F1F"/>
@@ -1570,6 +1589,7 @@
       <w:pPr>
         <w:spacing w:beforeAutospacing="1" w:after="0" w:line="240" w:lineRule="auto"/>
         <w:ind w:left="720"/>
+        <w:jc w:val="both"/>
         <w:rPr>
           <w:rFonts w:ascii="Times New Roman" w:eastAsia="Times New Roman" w:hAnsi="Times New Roman" w:cs="Times New Roman"/>
           <w:color w:val="1F1F1F"/>
@@ -1884,6 +1904,7 @@
       <w:pPr>
         <w:spacing w:before="100" w:beforeAutospacing="1" w:after="0" w:line="240" w:lineRule="auto"/>
         <w:ind w:left="720"/>
+        <w:jc w:val="both"/>
         <w:rPr>
           <w:rFonts w:ascii="Times New Roman" w:eastAsia="Times New Roman" w:hAnsi="Times New Roman" w:cs="Times New Roman"/>
           <w:color w:val="1F1F1F"/>
@@ -1976,6 +1997,7 @@
           <w:numId w:val="2"/>
         </w:numPr>
         <w:spacing w:before="100" w:beforeAutospacing="1" w:after="0" w:line="240" w:lineRule="auto"/>
+        <w:jc w:val="both"/>
         <w:rPr>
           <w:rFonts w:ascii="Times New Roman" w:eastAsia="Times New Roman" w:hAnsi="Times New Roman" w:cs="Times New Roman"/>
           <w:color w:val="1F1F1F"/>
@@ -2072,6 +2094,7 @@
       <w:pPr>
         <w:spacing w:beforeAutospacing="1" w:after="0" w:line="240" w:lineRule="auto"/>
         <w:ind w:left="720"/>
+        <w:jc w:val="both"/>
         <w:rPr>
           <w:rFonts w:ascii="Times New Roman" w:eastAsia="Times New Roman" w:hAnsi="Times New Roman" w:cs="Times New Roman"/>
           <w:color w:val="1F1F1F"/>
@@ -2335,6 +2358,7 @@
       <w:pPr>
         <w:spacing w:before="100" w:beforeAutospacing="1" w:after="0" w:line="240" w:lineRule="auto"/>
         <w:ind w:left="720"/>
+        <w:jc w:val="both"/>
         <w:rPr>
           <w:rFonts w:ascii="Times New Roman" w:eastAsia="Times New Roman" w:hAnsi="Times New Roman" w:cs="Times New Roman"/>
           <w:color w:val="1F1F1F"/>
@@ -2423,6 +2447,7 @@
     <w:p>
       <w:pPr>
         <w:spacing w:before="100" w:beforeAutospacing="1" w:after="120" w:line="240" w:lineRule="auto"/>
+        <w:jc w:val="both"/>
         <w:outlineLvl w:val="2"/>
         <w:rPr>
           <w:rFonts w:ascii="Times New Roman" w:eastAsia="Times New Roman" w:hAnsi="Times New Roman" w:cs="Times New Roman"/>
@@ -2456,6 +2481,7 @@
           <w:numId w:val="3"/>
         </w:numPr>
         <w:spacing w:before="100" w:beforeAutospacing="1" w:after="0" w:line="240" w:lineRule="auto"/>
+        <w:jc w:val="both"/>
         <w:rPr>
           <w:rFonts w:ascii="Times New Roman" w:eastAsia="Times New Roman" w:hAnsi="Times New Roman" w:cs="Times New Roman"/>
           <w:color w:val="1F1F1F"/>
@@ -2546,6 +2572,7 @@
           <w:numId w:val="3"/>
         </w:numPr>
         <w:spacing w:before="100" w:beforeAutospacing="1" w:after="0" w:line="240" w:lineRule="auto"/>
+        <w:jc w:val="both"/>
         <w:rPr>
           <w:rFonts w:ascii="Times New Roman" w:eastAsia="Times New Roman" w:hAnsi="Times New Roman" w:cs="Times New Roman"/>
           <w:color w:val="1F1F1F"/>
@@ -2634,6 +2661,7 @@
     <w:p>
       <w:pPr>
         <w:spacing w:before="100" w:beforeAutospacing="1" w:after="120" w:line="240" w:lineRule="auto"/>
+        <w:jc w:val="both"/>
         <w:outlineLvl w:val="1"/>
         <w:rPr>
           <w:rFonts w:ascii="Times New Roman" w:eastAsia="Times New Roman" w:hAnsi="Times New Roman" w:cs="Times New Roman"/>
@@ -2663,6 +2691,7 @@
     <w:p>
       <w:pPr>
         <w:spacing w:before="100" w:beforeAutospacing="1" w:after="240" w:line="240" w:lineRule="auto"/>
+        <w:jc w:val="both"/>
         <w:rPr>
           <w:rFonts w:ascii="Times New Roman" w:eastAsia="Times New Roman" w:hAnsi="Times New Roman" w:cs="Times New Roman"/>
           <w:color w:val="1F1F1F"/>
@@ -2687,6 +2716,7 @@
     <w:p>
       <w:pPr>
         <w:spacing w:before="100" w:beforeAutospacing="1" w:after="120" w:line="240" w:lineRule="auto"/>
+        <w:jc w:val="both"/>
         <w:outlineLvl w:val="2"/>
         <w:rPr>
           <w:rFonts w:ascii="Times New Roman" w:eastAsia="Times New Roman" w:hAnsi="Times New Roman" w:cs="Times New Roman"/>
@@ -2716,6 +2746,7 @@
     <w:p>
       <w:pPr>
         <w:spacing w:before="100" w:beforeAutospacing="1" w:after="240" w:line="240" w:lineRule="auto"/>
+        <w:jc w:val="both"/>
         <w:rPr>
           <w:rFonts w:ascii="Times New Roman" w:eastAsia="Times New Roman" w:hAnsi="Times New Roman" w:cs="Times New Roman"/>
           <w:color w:val="1F1F1F"/>
@@ -2740,6 +2771,7 @@
     <w:p>
       <w:pPr>
         <w:spacing w:after="0" w:line="240" w:lineRule="auto"/>
+        <w:jc w:val="both"/>
         <w:rPr>
           <w:rFonts w:ascii="Times New Roman" w:eastAsia="Times New Roman" w:hAnsi="Times New Roman" w:cs="Times New Roman"/>
           <w:color w:val="1F1F1F"/>
@@ -2975,6 +3007,7 @@
     <w:p>
       <w:pPr>
         <w:spacing w:before="100" w:beforeAutospacing="1" w:after="0" w:line="240" w:lineRule="auto"/>
+        <w:jc w:val="both"/>
         <w:rPr>
           <w:rFonts w:ascii="Times New Roman" w:eastAsia="Times New Roman" w:hAnsi="Times New Roman" w:cs="Times New Roman"/>
           <w:color w:val="1F1F1F"/>
@@ -3207,6 +3240,7 @@
     <w:p>
       <w:pPr>
         <w:spacing w:after="0" w:line="240" w:lineRule="auto"/>
+        <w:jc w:val="both"/>
         <w:rPr>
           <w:rFonts w:ascii="Times New Roman" w:eastAsia="Times New Roman" w:hAnsi="Times New Roman" w:cs="Times New Roman"/>
           <w:color w:val="1F1F1F"/>
@@ -3657,6 +3691,7 @@
     <w:p>
       <w:pPr>
         <w:spacing w:after="0" w:line="240" w:lineRule="auto"/>
+        <w:jc w:val="both"/>
         <w:rPr>
           <w:rFonts w:ascii="Times New Roman" w:eastAsia="Times New Roman" w:hAnsi="Times New Roman" w:cs="Times New Roman"/>
           <w:color w:val="1F1F1F"/>
@@ -3720,6 +3755,7 @@
     <w:p>
       <w:pPr>
         <w:spacing w:before="100" w:beforeAutospacing="1" w:after="120" w:line="240" w:lineRule="auto"/>
+        <w:jc w:val="both"/>
         <w:outlineLvl w:val="2"/>
         <w:rPr>
           <w:rFonts w:ascii="Times New Roman" w:eastAsia="Times New Roman" w:hAnsi="Times New Roman" w:cs="Times New Roman"/>
@@ -3753,6 +3789,7 @@
           <w:numId w:val="4"/>
         </w:numPr>
         <w:spacing w:before="100" w:beforeAutospacing="1" w:after="0" w:line="240" w:lineRule="auto"/>
+        <w:jc w:val="both"/>
         <w:rPr>
           <w:rFonts w:ascii="Times New Roman" w:eastAsia="Times New Roman" w:hAnsi="Times New Roman" w:cs="Times New Roman"/>
           <w:color w:val="1F1F1F"/>
@@ -3795,6 +3832,7 @@
           <w:numId w:val="4"/>
         </w:numPr>
         <w:spacing w:before="100" w:beforeAutospacing="1" w:after="0" w:line="240" w:lineRule="auto"/>
+        <w:jc w:val="both"/>
         <w:rPr>
           <w:rFonts w:ascii="Times New Roman" w:eastAsia="Times New Roman" w:hAnsi="Times New Roman" w:cs="Times New Roman"/>
           <w:color w:val="1F1F1F"/>
@@ -3852,31 +3890,7 @@
           <w:szCs w:val="24"/>
           <w14:ligatures w14:val="none"/>
         </w:rPr>
-        <w:t xml:space="preserve"> (f</w:t>
-      </w:r>
-      <w:proofErr w:type="spellStart"/>
-      <w:r>
-        <w:rPr>
-          <w:rFonts w:ascii="Times New Roman" w:eastAsia="Times New Roman" w:hAnsi="Times New Roman" w:cs="Times New Roman"/>
-          <w:color w:val="1F1F1F"/>
-          <w:kern w:val="0"/>
-          <w:sz w:val="24"/>
-          <w:szCs w:val="24"/>
-          <w14:ligatures w14:val="none"/>
-        </w:rPr>
-        <w:t>irst</w:t>
-      </w:r>
-      <w:proofErr w:type="spellEnd"/>
-      <w:r>
-        <w:rPr>
-          <w:rFonts w:ascii="Times New Roman" w:eastAsia="Times New Roman" w:hAnsi="Times New Roman" w:cs="Times New Roman"/>
-          <w:color w:val="1F1F1F"/>
-          <w:kern w:val="0"/>
-          <w:sz w:val="24"/>
-          <w:szCs w:val="24"/>
-          <w14:ligatures w14:val="none"/>
-        </w:rPr>
-        <w:t xml:space="preserve"> in queue), the ACC target velocity smoothly drops to </w:t>
+        <w:t xml:space="preserve"> (first in queue), the ACC target velocity smoothly drops to </w:t>
       </w:r>
       <w:r>
         <w:rPr>
@@ -3907,6 +3921,7 @@
     <w:p>
       <w:pPr>
         <w:spacing w:before="100" w:beforeAutospacing="1" w:after="120" w:line="240" w:lineRule="auto"/>
+        <w:jc w:val="both"/>
         <w:outlineLvl w:val="1"/>
         <w:rPr>
           <w:rFonts w:ascii="Times New Roman" w:eastAsia="Times New Roman" w:hAnsi="Times New Roman" w:cs="Times New Roman"/>
@@ -3936,6 +3951,7 @@
     <w:p>
       <w:pPr>
         <w:spacing w:before="100" w:beforeAutospacing="1" w:after="120" w:line="240" w:lineRule="auto"/>
+        <w:jc w:val="both"/>
         <w:rPr>
           <w:rFonts w:ascii="Times New Roman" w:eastAsia="Times New Roman" w:hAnsi="Times New Roman" w:cs="Times New Roman"/>
           <w:color w:val="1F1F1F"/>
@@ -3964,6 +3980,7 @@
           <w:numId w:val="5"/>
         </w:numPr>
         <w:spacing w:before="100" w:beforeAutospacing="1" w:after="0" w:line="240" w:lineRule="auto"/>
+        <w:jc w:val="both"/>
         <w:rPr>
           <w:rFonts w:ascii="Times New Roman" w:eastAsia="Times New Roman" w:hAnsi="Times New Roman" w:cs="Times New Roman"/>
           <w:color w:val="1F1F1F"/>
@@ -4056,6 +4073,7 @@
           <w:numId w:val="5"/>
         </w:numPr>
         <w:spacing w:before="100" w:beforeAutospacing="1" w:after="0" w:line="240" w:lineRule="auto"/>
+        <w:jc w:val="both"/>
         <w:rPr>
           <w:rFonts w:ascii="Times New Roman" w:eastAsia="Times New Roman" w:hAnsi="Times New Roman" w:cs="Times New Roman"/>
           <w:color w:val="1F1F1F"/>
@@ -4153,31 +4171,7 @@
           <w:szCs w:val="24"/>
           <w14:ligatures w14:val="none"/>
         </w:rPr>
-        <w:t xml:space="preserve"> km/h, s</w:t>
-      </w:r>
-      <w:proofErr w:type="spellStart"/>
-      <w:r>
-        <w:rPr>
-          <w:rFonts w:ascii="Times New Roman" w:eastAsia="Times New Roman" w:hAnsi="Times New Roman" w:cs="Times New Roman"/>
-          <w:color w:val="1F1F1F"/>
-          <w:kern w:val="0"/>
-          <w:sz w:val="24"/>
-          <w:szCs w:val="24"/>
-          <w14:ligatures w14:val="none"/>
-        </w:rPr>
-        <w:t>caling</w:t>
-      </w:r>
-      <w:proofErr w:type="spellEnd"/>
-      <w:r>
-        <w:rPr>
-          <w:rFonts w:ascii="Times New Roman" w:eastAsia="Times New Roman" w:hAnsi="Times New Roman" w:cs="Times New Roman"/>
-          <w:color w:val="1F1F1F"/>
-          <w:kern w:val="0"/>
-          <w:sz w:val="24"/>
-          <w:szCs w:val="24"/>
-          <w14:ligatures w14:val="none"/>
-        </w:rPr>
-        <w:t xml:space="preserve"> down linearly to </w:t>
+        <w:t xml:space="preserve"> km/h, scaling down linearly to </w:t>
       </w:r>
       <w:r>
         <w:rPr>
@@ -4212,6 +4206,7 @@
           <w:numId w:val="5"/>
         </w:numPr>
         <w:spacing w:after="0" w:line="240" w:lineRule="auto"/>
+        <w:jc w:val="both"/>
         <w:rPr>
           <w:rFonts w:ascii="Times New Roman" w:eastAsia="Times New Roman" w:hAnsi="Times New Roman" w:cs="Times New Roman"/>
           <w:color w:val="1F1F1F"/>
@@ -4251,6 +4246,7 @@
       <w:pPr>
         <w:spacing w:beforeAutospacing="1" w:after="0" w:line="240" w:lineRule="auto"/>
         <w:ind w:left="720"/>
+        <w:jc w:val="both"/>
         <w:rPr>
           <w:rFonts w:ascii="Times New Roman" w:eastAsia="Times New Roman" w:hAnsi="Times New Roman" w:cs="Times New Roman"/>
           <w:color w:val="1F1F1F"/>
@@ -4484,6 +4480,7 @@
       <w:pPr>
         <w:spacing w:before="100" w:beforeAutospacing="1" w:after="0" w:line="240" w:lineRule="auto"/>
         <w:ind w:left="720"/>
+        <w:jc w:val="both"/>
         <w:rPr>
           <w:rFonts w:ascii="Times New Roman" w:eastAsia="Times New Roman" w:hAnsi="Times New Roman" w:cs="Times New Roman"/>
           <w:i/>
@@ -4545,6 +4542,7 @@
     <w:p>
       <w:pPr>
         <w:spacing w:before="100" w:beforeAutospacing="1" w:after="120" w:line="240" w:lineRule="auto"/>
+        <w:jc w:val="both"/>
         <w:outlineLvl w:val="1"/>
         <w:rPr>
           <w:rFonts w:ascii="Times New Roman" w:eastAsia="Times New Roman" w:hAnsi="Times New Roman" w:cs="Times New Roman"/>
@@ -4574,6 +4572,7 @@
     <w:p>
       <w:pPr>
         <w:spacing w:before="100" w:beforeAutospacing="1" w:after="120" w:line="240" w:lineRule="auto"/>
+        <w:jc w:val="both"/>
         <w:rPr>
           <w:rFonts w:ascii="Times New Roman" w:eastAsia="Times New Roman" w:hAnsi="Times New Roman" w:cs="Times New Roman"/>
           <w:color w:val="1F1F1F"/>
@@ -4602,6 +4601,7 @@
           <w:numId w:val="6"/>
         </w:numPr>
         <w:spacing w:before="100" w:beforeAutospacing="1" w:after="0" w:line="240" w:lineRule="auto"/>
+        <w:jc w:val="both"/>
         <w:rPr>
           <w:rFonts w:ascii="Times New Roman" w:eastAsia="Times New Roman" w:hAnsi="Times New Roman" w:cs="Times New Roman"/>
           <w:color w:val="1F1F1F"/>
@@ -4633,6 +4633,7 @@
           <w:numId w:val="6"/>
         </w:numPr>
         <w:spacing w:before="100" w:beforeAutospacing="1" w:after="0" w:line="240" w:lineRule="auto"/>
+        <w:jc w:val="both"/>
         <w:rPr>
           <w:rFonts w:ascii="Times New Roman" w:eastAsia="Times New Roman" w:hAnsi="Times New Roman" w:cs="Times New Roman"/>
           <w:color w:val="1F1F1F"/>
@@ -4714,6 +4715,7 @@
           <w:numId w:val="6"/>
         </w:numPr>
         <w:spacing w:after="0" w:line="240" w:lineRule="auto"/>
+        <w:jc w:val="both"/>
         <w:rPr>
           <w:rFonts w:ascii="Times New Roman" w:eastAsia="Times New Roman" w:hAnsi="Times New Roman" w:cs="Times New Roman"/>
           <w:color w:val="1F1F1F"/>
@@ -4781,6 +4783,7 @@
           <w:numId w:val="6"/>
         </w:numPr>
         <w:spacing w:before="100" w:beforeAutospacing="1" w:after="0" w:line="240" w:lineRule="auto"/>
+        <w:jc w:val="both"/>
         <w:rPr>
           <w:rFonts w:ascii="Times New Roman" w:eastAsia="Times New Roman" w:hAnsi="Times New Roman" w:cs="Times New Roman"/>
           <w:color w:val="1F1F1F"/>
@@ -4812,6 +4815,7 @@
           <w:numId w:val="6"/>
         </w:numPr>
         <w:spacing w:before="100" w:beforeAutospacing="1" w:after="0" w:line="240" w:lineRule="auto"/>
+        <w:jc w:val="both"/>
         <w:rPr>
           <w:rFonts w:ascii="Times New Roman" w:eastAsia="Times New Roman" w:hAnsi="Times New Roman" w:cs="Times New Roman"/>
           <w:color w:val="1F1F1F"/>
@@ -4865,6 +4869,7 @@
           <w:numId w:val="6"/>
         </w:numPr>
         <w:spacing w:before="100" w:beforeAutospacing="1" w:after="120" w:line="240" w:lineRule="auto"/>
+        <w:jc w:val="both"/>
         <w:rPr>
           <w:rFonts w:ascii="Times New Roman" w:eastAsia="Times New Roman" w:hAnsi="Times New Roman" w:cs="Times New Roman"/>
           <w:color w:val="1F1F1F"/>
@@ -4893,6 +4898,7 @@
           <w:numId w:val="6"/>
         </w:numPr>
         <w:spacing w:before="100" w:beforeAutospacing="1" w:after="0" w:line="240" w:lineRule="auto"/>
+        <w:jc w:val="both"/>
         <w:rPr>
           <w:rFonts w:ascii="Times New Roman" w:eastAsia="Times New Roman" w:hAnsi="Times New Roman" w:cs="Times New Roman"/>
           <w:color w:val="1F1F1F"/>
@@ -4924,6 +4930,7 @@
           <w:numId w:val="6"/>
         </w:numPr>
         <w:spacing w:before="100" w:beforeAutospacing="1" w:after="0" w:line="240" w:lineRule="auto"/>
+        <w:jc w:val="both"/>
         <w:rPr>
           <w:rFonts w:ascii="Times New Roman" w:eastAsia="Times New Roman" w:hAnsi="Times New Roman" w:cs="Times New Roman"/>
           <w:color w:val="1F1F1F"/>
@@ -5010,6 +5017,7 @@
           <w:numId w:val="6"/>
         </w:numPr>
         <w:spacing w:before="100" w:beforeAutospacing="1" w:after="120" w:line="240" w:lineRule="auto"/>
+        <w:jc w:val="both"/>
         <w:rPr>
           <w:rFonts w:ascii="Times New Roman" w:eastAsia="Times New Roman" w:hAnsi="Times New Roman" w:cs="Times New Roman"/>
           <w:color w:val="1F1F1F"/>
@@ -5031,7 +5039,11 @@
         <w:t>Manual braking stacks with AEB, but manual throttle is strictly ignored if AEB is active.</w:t>
       </w:r>
     </w:p>
-    <w:p/>
+    <w:p>
+      <w:pPr>
+        <w:jc w:val="both"/>
+      </w:pPr>
+    </w:p>
     <w:sectPr>
       <w:pgSz w:w="12240" w:h="15840"/>
       <w:pgMar w:top="1440" w:right="1440" w:bottom="1440" w:left="1440" w:header="720" w:footer="720" w:gutter="0"/>
